--- a/docs/manuales/manual-salidas.docx
+++ b/docs/manuales/manual-salidas.docx
@@ -27,7 +27,7 @@
           <w:sz w:val="20"/>
           <w:szCs w:val="20"/>
         </w:rPr>
-        <w:t xml:space="preserve">Sistema Nova Express · versión 12/09/2026 (reemplaza a la del 01/09) · las fotos son del sistema real</w:t>
+        <w:t>Sistema Nova Express · versión 29/09/2026 (reemplaza a la del 12/09) · las fotos son del sistema real</w:t>
       </w:r>
     </w:p>
     <w:p>
@@ -507,7 +507,7 @@
           <w:sz w:val="21"/>
           <w:szCs w:val="21"/>
         </w:rPr>
-        <w:t xml:space="preserve"> — el mes elegido y los botones ↓ Mes y ↓ Semana bajan el Excel de respaldo de ese período (un renglón por bulto, con el número de salida). Al lado dice cuándo fue el último cierre.</w:t>
+        <w:t xml:space="preserve"> — el mes elegido y los botones ↓ Mes y ↓ Semana bajan el Excel de respaldo de ese período (un renglón por bulto, con el número de salida). Al lado dice cuándo fue el último cierre. Tanto el cierre de semana como el de mes muestran la foto y el resumen de festejo del período.</w:t>
       </w:r>
     </w:p>
     <w:p>
@@ -545,6 +545,43 @@
           <w:szCs w:val="21"/>
         </w:rPr>
         <w:t xml:space="preserve"> — cada una con su cantidad. El mes NO es un filtro: es el período que se está mirando, y Limpiar filtros no lo toca.</w:t>
+      </w:r>
+    </w:p>
+    <w:p>
+      <w:pPr>
+        <w:spacing w:after="70"/>
+        <w:ind w:left="360" w:hanging="360"/>
+      </w:pPr>
+      <w:r>
+        <w:rPr>
+          <w:rFonts w:ascii="Calibri" w:cs="Calibri" w:eastAsia="Calibri" w:hAnsi="Calibri"/>
+          <w:b/>
+          <w:bCs/>
+          <w:color w:val="FFFFFF"/>
+          <w:sz w:val="20"/>
+          <w:szCs w:val="20"/>
+          <w:shd w:fill="EA6749" w:color="auto" w:val="clear"/>
+        </w:rPr>
+        <w:t xml:space="preserve"> 12 </w:t>
+      </w:r>
+      <w:r>
+        <w:rPr>
+          <w:rFonts w:ascii="Calibri" w:cs="Calibri" w:eastAsia="Calibri" w:hAnsi="Calibri"/>
+          <w:b/>
+          <w:bCs/>
+          <w:color w:val="2A3661"/>
+          <w:sz w:val="21"/>
+          <w:szCs w:val="21"/>
+        </w:rPr>
+        <w:t xml:space="preserve">  ✓ Escaneo UPS</w:t>
+      </w:r>
+      <w:r>
+        <w:rPr>
+          <w:rFonts w:ascii="Calibri" w:cs="Calibri" w:eastAsia="Calibri" w:hAnsi="Calibri"/>
+          <w:sz w:val="21"/>
+          <w:szCs w:val="21"/>
+        </w:rPr>
+        <w:t xml:space="preserve"> — el control de fin del día. Consulta a UPS todos los envíos UPS cargados con la fecha de hoy y dice, caja por caja, si UPS ya la escaneó. Si está todo escaneado sale un cartel verde; si falta alguna, la lista en rojo dice cuál (ver "El cierre del día" más abajo).</w:t>
       </w:r>
     </w:p>
     <w:p>
@@ -832,7 +869,44 @@
           <w:sz w:val="21"/>
           <w:szCs w:val="21"/>
         </w:rPr>
-        <w:t xml:space="preserve"> — el envío se cargó con impuestos de destino a cargo de Nova. Gris "DDP" = todavía no llegó la factura de impuestos de UPS; azul "DDP $46.30" = llegó y dice cuánto, pendiente de liquidar al cliente; rojo "¡Imp. sin DDP!" = UPS facturó impuestos a un envío que NO tenía la tilde: hay que mirarlo.</w:t>
+        <w:t xml:space="preserve"> — el envío se cargó con impuestos de destino a cargo de Nova. Gris "DDP" = todavía no llegó la factura de impuestos de UPS; azul "DDP $46.30" = llegó y dice cuánto: ese importe queda como cargo al cliente y entra solo en la próxima liquidación (pasando el mouse dice si ya se cobró y en qué liquidación); rojo "¡Imp. sin DDP!" = UPS facturó impuestos a un envío que NO tenía la tilde: hay que mirarlo.</w:t>
+      </w:r>
+    </w:p>
+    <w:p>
+      <w:pPr>
+        <w:spacing w:after="70"/>
+        <w:ind w:left="360" w:hanging="360"/>
+      </w:pPr>
+      <w:r>
+        <w:rPr>
+          <w:rFonts w:ascii="Calibri" w:cs="Calibri" w:eastAsia="Calibri" w:hAnsi="Calibri"/>
+          <w:b/>
+          <w:bCs/>
+          <w:color w:val="FFFFFF"/>
+          <w:sz w:val="20"/>
+          <w:szCs w:val="20"/>
+          <w:shd w:fill="EA6749" w:color="auto" w:val="clear"/>
+        </w:rPr>
+        <w:t xml:space="preserve"> 6b </w:t>
+      </w:r>
+      <w:r>
+        <w:rPr>
+          <w:rFonts w:ascii="Calibri" w:cs="Calibri" w:eastAsia="Calibri" w:hAnsi="Calibri"/>
+          <w:b/>
+          <w:bCs/>
+          <w:color w:val="2A3661"/>
+          <w:sz w:val="21"/>
+          <w:szCs w:val="21"/>
+        </w:rPr>
+        <w:t xml:space="preserve">  El chip cargo</w:t>
+      </w:r>
+      <w:r>
+        <w:rPr>
+          <w:rFonts w:ascii="Calibri" w:cs="Calibri" w:eastAsia="Calibri" w:hAnsi="Calibri"/>
+          <w:sz w:val="21"/>
+          <w:szCs w:val="21"/>
+        </w:rPr>
+        <w:t xml:space="preserve"> — naranja, "cargo $25.00": el envío tiene un extracargo agregado después de cargado (manejo, sobrepeso, área remota, impuestos DDP…) que todavía no se le cobró al cliente. Se apaga solo cuando entra en una liquidación. Pasando el mouse dice de qué es y si va en la liquidación de este envío o, si ya estaba liquidado, en la próxima del cliente.</w:t>
       </w:r>
     </w:p>
     <w:p>
@@ -869,7 +943,7 @@
           <w:sz w:val="21"/>
           <w:szCs w:val="21"/>
         </w:rPr>
-        <w:t xml:space="preserve"> — se pinta SOLO para los envíos de UPS: el sistema consulta a UPS cada 4 horas. ROJO = la etiqueta existe pero UPS todavía no la escaneó · AMARILLO = en tránsito · VERDE = entregada. Pasando el mouse dice qué informó UPS y a qué hora. En DHL el punto se marca a mano desde el modal.</w:t>
+        <w:t xml:space="preserve"> — se pinta SOLO para los envíos de UPS: el sistema consulta a UPS cada 4 horas. ROJO = la etiqueta existe pero UPS todavía no la escaneó · AMARILLO = en tránsito · VERDE = entregada. Pasando el mouse dice qué informó UPS y a qué hora. En un envío de varias cajas cada caja tiene su propio punto: UPS informa caja por caja. En DHL el punto se marca a mano desde el modal.</w:t>
       </w:r>
     </w:p>
     <w:p>
@@ -906,7 +980,7 @@
           <w:sz w:val="21"/>
           <w:szCs w:val="21"/>
         </w:rPr>
-        <w:t xml:space="preserve"> — llevan las medidas y el peso de ESE bulto; los datos del envío (cliente, plata) van solo en el primero. Cada bulto tiene su propia casilla para Copiar guías.</w:t>
+        <w:t xml:space="preserve"> — llevan las medidas y el peso de ESE bulto; los datos del envío (cliente, plata) van solo en el primero. Debajo de la guía principal, en chico, va la guía de cada caja: la oficina no tiene que tipearlas, el sistema las pide a UPS solo (con el semáforo de las 4 horas o con el ✓ Escaneo UPS). Cada bulto tiene su propia casilla para Copiar guías.</w:t>
       </w:r>
     </w:p>
     <w:p>
@@ -2129,285 +2203,26 @@
           <w:szCs w:val="20"/>
           <w:shd w:fill="EA6749" w:color="auto" w:val="clear"/>
         </w:rPr>
-        <w:t xml:space="preserve"> 6 </w:t>
-      </w:r>
-      <w:r>
-        <w:rPr>
-          <w:rFonts w:ascii="Calibri" w:cs="Calibri" w:eastAsia="Calibri" w:hAnsi="Calibri"/>
-          <w:b/>
-          <w:bCs/>
-          <w:color w:val="2A3661"/>
-          <w:sz w:val="21"/>
-          <w:szCs w:val="21"/>
-        </w:rPr>
-        <w:t xml:space="preserve">  Venta total</w:t>
-      </w:r>
-      <w:r>
-        <w:rPr>
-          <w:rFonts w:ascii="Calibri" w:cs="Calibri" w:eastAsia="Calibri" w:hAnsi="Calibri"/>
-          <w:sz w:val="21"/>
-          <w:szCs w:val="21"/>
-        </w:rPr>
-        <w:t xml:space="preserve"> — lo que paga el cliente. Al pararse acá aparecen debajo las cotizaciones guardadas de ese cliente, para tomar el precio acordado.</w:t>
-      </w:r>
-    </w:p>
-    <w:p>
-      <w:pPr>
-        <w:spacing w:after="70"/>
-        <w:ind w:left="360" w:hanging="360"/>
-      </w:pPr>
-      <w:r>
-        <w:rPr>
-          <w:rFonts w:ascii="Calibri" w:cs="Calibri" w:eastAsia="Calibri" w:hAnsi="Calibri"/>
-          <w:b/>
-          <w:bCs/>
-          <w:color w:val="FFFFFF"/>
-          <w:sz w:val="20"/>
-          <w:szCs w:val="20"/>
-          <w:shd w:fill="EA6749" w:color="auto" w:val="clear"/>
-        </w:rPr>
-        <w:t xml:space="preserve"> 7 </w:t>
-      </w:r>
-      <w:r>
-        <w:rPr>
-          <w:rFonts w:ascii="Calibri" w:cs="Calibri" w:eastAsia="Calibri" w:hAnsi="Calibri"/>
-          <w:b/>
-          <w:bCs/>
-          <w:color w:val="2A3661"/>
-          <w:sz w:val="21"/>
-          <w:szCs w:val="21"/>
-        </w:rPr>
-        <w:t xml:space="preserve">  Compra total</w:t>
-      </w:r>
-      <w:r>
-        <w:rPr>
-          <w:rFonts w:ascii="Calibri" w:cs="Calibri" w:eastAsia="Calibri" w:hAnsi="Calibri"/>
-          <w:sz w:val="21"/>
-          <w:szCs w:val="21"/>
-        </w:rPr>
-        <w:t xml:space="preserve"> — la suma de los costos del paso 3, en vivo: cambia al tocar cualquier costo.</w:t>
-      </w:r>
-    </w:p>
-    <w:p>
-      <w:pPr>
-        <w:spacing w:after="70"/>
-        <w:ind w:left="360" w:hanging="360"/>
-      </w:pPr>
-      <w:r>
-        <w:rPr>
-          <w:rFonts w:ascii="Calibri" w:cs="Calibri" w:eastAsia="Calibri" w:hAnsi="Calibri"/>
-          <w:b/>
-          <w:bCs/>
-          <w:color w:val="FFFFFF"/>
-          <w:sz w:val="20"/>
-          <w:szCs w:val="20"/>
-          <w:shd w:fill="EA6749" w:color="auto" w:val="clear"/>
-        </w:rPr>
-        <w:t xml:space="preserve"> 8 </w:t>
-      </w:r>
-      <w:r>
-        <w:rPr>
-          <w:rFonts w:ascii="Calibri" w:cs="Calibri" w:eastAsia="Calibri" w:hAnsi="Calibri"/>
-          <w:b/>
-          <w:bCs/>
-          <w:color w:val="2A3661"/>
-          <w:sz w:val="21"/>
-          <w:szCs w:val="21"/>
-        </w:rPr>
-        <w:t xml:space="preserve">  Profit</w:t>
-      </w:r>
-      <w:r>
-        <w:rPr>
-          <w:rFonts w:ascii="Calibri" w:cs="Calibri" w:eastAsia="Calibri" w:hAnsi="Calibri"/>
-          <w:sz w:val="21"/>
-          <w:szCs w:val="21"/>
-        </w:rPr>
-        <w:t xml:space="preserve"> — venta menos compra, en plata y en %. Se recalcula solo.</w:t>
-      </w:r>
-    </w:p>
-    <w:p>
-      <w:pPr>
-        <w:spacing w:after="70"/>
-        <w:ind w:left="360" w:hanging="360"/>
-      </w:pPr>
-      <w:r>
-        <w:rPr>
-          <w:rFonts w:ascii="Calibri" w:cs="Calibri" w:eastAsia="Calibri" w:hAnsi="Calibri"/>
-          <w:b/>
-          <w:bCs/>
-          <w:color w:val="FFFFFF"/>
-          <w:sz w:val="20"/>
-          <w:szCs w:val="20"/>
-          <w:shd w:fill="EA6749" w:color="auto" w:val="clear"/>
-        </w:rPr>
-        <w:t xml:space="preserve"> 9 </w:t>
-      </w:r>
-      <w:r>
-        <w:rPr>
-          <w:rFonts w:ascii="Calibri" w:cs="Calibri" w:eastAsia="Calibri" w:hAnsi="Calibri"/>
-          <w:b/>
-          <w:bCs/>
-          <w:color w:val="2A3661"/>
-          <w:sz w:val="21"/>
-          <w:szCs w:val="21"/>
-        </w:rPr>
-        <w:t xml:space="preserve">  Recalcular costo</w:t>
-      </w:r>
-      <w:r>
-        <w:rPr>
-          <w:rFonts w:ascii="Calibri" w:cs="Calibri" w:eastAsia="Calibri" w:hAnsi="Calibri"/>
-          <w:sz w:val="21"/>
-          <w:szCs w:val="21"/>
-        </w:rPr>
-        <w:t xml:space="preserve"> — vuelve a calcular flete, fuel y adicionales con las medidas actuales y la tarifa vigente. Si el recálculo cambia de cuenta de DHL (pasa o deja de pasar los 50 kg), avisa con un cartel.</w:t>
-      </w:r>
-    </w:p>
-    <w:p>
-      <w:pPr>
-        <w:spacing w:after="70"/>
-        <w:ind w:left="360" w:hanging="360"/>
-      </w:pPr>
-      <w:r>
-        <w:rPr>
-          <w:rFonts w:ascii="Calibri" w:cs="Calibri" w:eastAsia="Calibri" w:hAnsi="Calibri"/>
-          <w:b/>
-          <w:bCs/>
-          <w:color w:val="FFFFFF"/>
-          <w:sz w:val="20"/>
-          <w:szCs w:val="20"/>
-          <w:shd w:fill="EA6749" w:color="auto" w:val="clear"/>
-        </w:rPr>
-        <w:t xml:space="preserve"> 10 </w:t>
-      </w:r>
-      <w:r>
-        <w:rPr>
-          <w:rFonts w:ascii="Calibri" w:cs="Calibri" w:eastAsia="Calibri" w:hAnsi="Calibri"/>
-          <w:b/>
-          <w:bCs/>
-          <w:color w:val="2A3661"/>
-          <w:sz w:val="21"/>
-          <w:szCs w:val="21"/>
-        </w:rPr>
-        <w:t xml:space="preserve">  Calcular venta</w:t>
-      </w:r>
-      <w:r>
-        <w:rPr>
-          <w:rFonts w:ascii="Calibri" w:cs="Calibri" w:eastAsia="Calibri" w:hAnsi="Calibri"/>
-          <w:sz w:val="21"/>
-          <w:szCs w:val="21"/>
-        </w:rPr>
-        <w:t xml:space="preserve"> — propone el precio de venta con la tarifa del cliente (matriz de profit o precio por kilo) y lo muestra para aplicar o descartar.</w:t>
-      </w:r>
-    </w:p>
-    <w:p>
-      <w:pPr>
-        <w:spacing w:after="70"/>
-        <w:ind w:left="360" w:hanging="360"/>
-      </w:pPr>
-      <w:r>
-        <w:rPr>
-          <w:rFonts w:ascii="Calibri" w:cs="Calibri" w:eastAsia="Calibri" w:hAnsi="Calibri"/>
-          <w:b/>
-          <w:bCs/>
-          <w:color w:val="FFFFFF"/>
-          <w:sz w:val="20"/>
-          <w:szCs w:val="20"/>
-          <w:shd w:fill="EA6749" w:color="auto" w:val="clear"/>
-        </w:rPr>
-        <w:t xml:space="preserve"> 11 </w:t>
-      </w:r>
-      <w:r>
-        <w:rPr>
-          <w:rFonts w:ascii="Calibri" w:cs="Calibri" w:eastAsia="Calibri" w:hAnsi="Calibri"/>
-          <w:b/>
-          <w:bCs/>
-          <w:color w:val="2A3661"/>
-          <w:sz w:val="21"/>
-          <w:szCs w:val="21"/>
-        </w:rPr>
-        <w:t xml:space="preserve">  Guardar cambios</w:t>
-      </w:r>
-      <w:r>
-        <w:rPr>
-          <w:rFonts w:ascii="Calibri" w:cs="Calibri" w:eastAsia="Calibri" w:hAnsi="Calibri"/>
-          <w:sz w:val="21"/>
-          <w:szCs w:val="21"/>
-        </w:rPr>
-        <w:t xml:space="preserve"> — también con Ctrl+Enter. Si algún número quedó mal escrito, el sistema avisa cuál es y no guarda nada.</w:t>
-      </w:r>
-    </w:p>
-    <w:p>
-      <w:pPr>
-        <w:spacing w:after="70"/>
-        <w:ind w:left="360" w:hanging="360"/>
-      </w:pPr>
-      <w:r>
-        <w:rPr>
-          <w:rFonts w:ascii="Calibri" w:cs="Calibri" w:eastAsia="Calibri" w:hAnsi="Calibri"/>
-          <w:b/>
-          <w:bCs/>
-          <w:color w:val="FFFFFF"/>
-          <w:sz w:val="20"/>
-          <w:szCs w:val="20"/>
-          <w:shd w:fill="EA6749" w:color="auto" w:val="clear"/>
-        </w:rPr>
-        <w:t xml:space="preserve"> 12 </w:t>
-      </w:r>
-      <w:r>
-        <w:rPr>
-          <w:rFonts w:ascii="Calibri" w:cs="Calibri" w:eastAsia="Calibri" w:hAnsi="Calibri"/>
-          <w:b/>
-          <w:bCs/>
-          <w:color w:val="2A3661"/>
-          <w:sz w:val="21"/>
-          <w:szCs w:val="21"/>
-        </w:rPr>
-        <w:t xml:space="preserve">  Eliminar envío</w:t>
-      </w:r>
-      <w:r>
-        <w:rPr>
-          <w:rFonts w:ascii="Calibri" w:cs="Calibri" w:eastAsia="Calibri" w:hAnsi="Calibri"/>
-          <w:sz w:val="21"/>
-          <w:szCs w:val="21"/>
-        </w:rPr>
-        <w:t xml:space="preserve"> — borra el envío. Un envío ya liquidado NO se puede borrar, y tiene la plata, el cliente y la fecha congelados (cambiarlos descuadraría una liquidación confirmada); el resto sí se corrige.</w:t>
-      </w:r>
-    </w:p>
-    <w:p>
-      <w:pPr>
-        <w:spacing w:after="70"/>
-        <w:ind w:left="360" w:hanging="360"/>
-      </w:pPr>
-      <w:r>
-        <w:rPr>
-          <w:rFonts w:ascii="Calibri" w:cs="Calibri" w:eastAsia="Calibri" w:hAnsi="Calibri"/>
-          <w:b/>
-          <w:bCs/>
-          <w:color w:val="FFFFFF"/>
-          <w:sz w:val="20"/>
-          <w:szCs w:val="20"/>
-          <w:shd w:fill="EA6749" w:color="auto" w:val="clear"/>
-        </w:rPr>
-        <w:t xml:space="preserve"> 13 </w:t>
-      </w:r>
-      <w:r>
-        <w:rPr>
-          <w:rFonts w:ascii="Calibri" w:cs="Calibri" w:eastAsia="Calibri" w:hAnsi="Calibri"/>
-          <w:b/>
-          <w:bCs/>
-          <w:color w:val="2A3661"/>
-          <w:sz w:val="21"/>
-          <w:szCs w:val="21"/>
-        </w:rPr>
-        <w:t xml:space="preserve">  NO VOLÓ</w:t>
-      </w:r>
-      <w:r>
-        <w:rPr>
-          <w:rFonts w:ascii="Calibri" w:cs="Calibri" w:eastAsia="Calibri" w:hAnsi="Calibri"/>
-          <w:sz w:val="21"/>
-          <w:szCs w:val="21"/>
-        </w:rPr>
-        <w:t xml:space="preserve"> — marca el envío que no salió: no se le factura al cliente, no cuenta en el dashboard ni en el cierre. Si algún día sale, se desmarca.</w:t>
+        <w:t xml:space="preserve"> 5b </w:t>
+      </w:r>
+      <w:r>
+        <w:rPr>
+          <w:rFonts w:ascii="Calibri" w:cs="Calibri" w:eastAsia="Calibri" w:hAnsi="Calibri"/>
+          <w:b/>
+          <w:bCs/>
+          <w:color w:val="2A3661"/>
+          <w:sz w:val="21"/>
+          <w:szCs w:val="21"/>
+        </w:rPr>
+        <w:t xml:space="preserve">  + Agregar cargo</w:t>
+      </w:r>
+      <w:r>
+        <w:rPr>
+          <w:rFonts w:ascii="Calibri" w:cs="Calibri" w:eastAsia="Calibri" w:hAnsi="Calibri"/>
+          <w:sz w:val="21"/>
+          <w:szCs w:val="21"/>
+        </w:rPr>
+        <w:t xml:space="preserve"> — dentro del paso 3 Costos, el bloque "Cargos posteriores". Es para el extracargo que aparece DESPUÉS de cargado el envío: UPS cobra manejo, sobrepeso, paquete de mayor tamaño, área remota, entrega residencial, o llega la factura de impuestos DDP. Se elige el tipo (o "Otro" y se escribe), se pone el importe en USD y listo: va al costo del envío sin profit, y se le cobra al cliente tal cual. Si el envío todavía no se liquidó, entra en su liquidación; si ya estaba liquidado, entra solo en la PRÓXIMA liquidación de ese cliente como "cargo de envío anterior". Al lado de cada cargo dice "pendiente" o "liq. #N" (en qué liquidación se cobró). Un cargo que todavía está pendiente se puede anular con la ×; uno ya liquidado no.</w:t>
       </w:r>
     </w:p>
     <w:p>
@@ -2425,6 +2240,320 @@
           <w:sz w:val="20"/>
           <w:szCs w:val="20"/>
         </w:rPr>
+        <w:t>Los impuestos DDP no hace falta cargarlos a mano: cuando se carga la factura de impuestos de UPS (pantalla Facturas), el sistema crea el cargo solo. Si igual se cargó uno a mano y después llegó la factura, se anula el manual.</w:t>
+      </w:r>
+    </w:p>
+    <w:p>
+      <w:pPr>
+        <w:spacing w:after="70"/>
+        <w:ind w:left="360" w:hanging="360"/>
+      </w:pPr>
+      <w:r>
+        <w:rPr>
+          <w:rFonts w:ascii="Calibri" w:cs="Calibri" w:eastAsia="Calibri" w:hAnsi="Calibri"/>
+          <w:b/>
+          <w:bCs/>
+          <w:color w:val="FFFFFF"/>
+          <w:sz w:val="20"/>
+          <w:szCs w:val="20"/>
+          <w:shd w:fill="EA6749" w:color="auto" w:val="clear"/>
+        </w:rPr>
+        <w:t xml:space="preserve"> 6 </w:t>
+      </w:r>
+      <w:r>
+        <w:rPr>
+          <w:rFonts w:ascii="Calibri" w:cs="Calibri" w:eastAsia="Calibri" w:hAnsi="Calibri"/>
+          <w:b/>
+          <w:bCs/>
+          <w:color w:val="2A3661"/>
+          <w:sz w:val="21"/>
+          <w:szCs w:val="21"/>
+        </w:rPr>
+        <w:t xml:space="preserve">  Venta total</w:t>
+      </w:r>
+      <w:r>
+        <w:rPr>
+          <w:rFonts w:ascii="Calibri" w:cs="Calibri" w:eastAsia="Calibri" w:hAnsi="Calibri"/>
+          <w:sz w:val="21"/>
+          <w:szCs w:val="21"/>
+        </w:rPr>
+        <w:t xml:space="preserve"> — lo que paga el cliente. Al pararse acá aparecen debajo las cotizaciones guardadas de ese cliente, para tomar el precio acordado.</w:t>
+      </w:r>
+    </w:p>
+    <w:p>
+      <w:pPr>
+        <w:spacing w:after="70"/>
+        <w:ind w:left="360" w:hanging="360"/>
+      </w:pPr>
+      <w:r>
+        <w:rPr>
+          <w:rFonts w:ascii="Calibri" w:cs="Calibri" w:eastAsia="Calibri" w:hAnsi="Calibri"/>
+          <w:b/>
+          <w:bCs/>
+          <w:color w:val="FFFFFF"/>
+          <w:sz w:val="20"/>
+          <w:szCs w:val="20"/>
+          <w:shd w:fill="EA6749" w:color="auto" w:val="clear"/>
+        </w:rPr>
+        <w:t xml:space="preserve"> 7 </w:t>
+      </w:r>
+      <w:r>
+        <w:rPr>
+          <w:rFonts w:ascii="Calibri" w:cs="Calibri" w:eastAsia="Calibri" w:hAnsi="Calibri"/>
+          <w:b/>
+          <w:bCs/>
+          <w:color w:val="2A3661"/>
+          <w:sz w:val="21"/>
+          <w:szCs w:val="21"/>
+        </w:rPr>
+        <w:t xml:space="preserve">  Compra total</w:t>
+      </w:r>
+      <w:r>
+        <w:rPr>
+          <w:rFonts w:ascii="Calibri" w:cs="Calibri" w:eastAsia="Calibri" w:hAnsi="Calibri"/>
+          <w:sz w:val="21"/>
+          <w:szCs w:val="21"/>
+        </w:rPr>
+        <w:t xml:space="preserve"> — la suma de los costos del paso 3, en vivo: cambia al tocar cualquier costo.</w:t>
+      </w:r>
+    </w:p>
+    <w:p>
+      <w:pPr>
+        <w:spacing w:after="70"/>
+        <w:ind w:left="360" w:hanging="360"/>
+      </w:pPr>
+      <w:r>
+        <w:rPr>
+          <w:rFonts w:ascii="Calibri" w:cs="Calibri" w:eastAsia="Calibri" w:hAnsi="Calibri"/>
+          <w:b/>
+          <w:bCs/>
+          <w:color w:val="FFFFFF"/>
+          <w:sz w:val="20"/>
+          <w:szCs w:val="20"/>
+          <w:shd w:fill="EA6749" w:color="auto" w:val="clear"/>
+        </w:rPr>
+        <w:t xml:space="preserve"> 8 </w:t>
+      </w:r>
+      <w:r>
+        <w:rPr>
+          <w:rFonts w:ascii="Calibri" w:cs="Calibri" w:eastAsia="Calibri" w:hAnsi="Calibri"/>
+          <w:b/>
+          <w:bCs/>
+          <w:color w:val="2A3661"/>
+          <w:sz w:val="21"/>
+          <w:szCs w:val="21"/>
+        </w:rPr>
+        <w:t xml:space="preserve">  Profit</w:t>
+      </w:r>
+      <w:r>
+        <w:rPr>
+          <w:rFonts w:ascii="Calibri" w:cs="Calibri" w:eastAsia="Calibri" w:hAnsi="Calibri"/>
+          <w:sz w:val="21"/>
+          <w:szCs w:val="21"/>
+        </w:rPr>
+        <w:t xml:space="preserve"> — venta menos compra, en plata y en %. Se recalcula solo.</w:t>
+      </w:r>
+    </w:p>
+    <w:p>
+      <w:pPr>
+        <w:spacing w:after="70"/>
+        <w:ind w:left="360" w:hanging="360"/>
+      </w:pPr>
+      <w:r>
+        <w:rPr>
+          <w:rFonts w:ascii="Calibri" w:cs="Calibri" w:eastAsia="Calibri" w:hAnsi="Calibri"/>
+          <w:b/>
+          <w:bCs/>
+          <w:color w:val="FFFFFF"/>
+          <w:sz w:val="20"/>
+          <w:szCs w:val="20"/>
+          <w:shd w:fill="EA6749" w:color="auto" w:val="clear"/>
+        </w:rPr>
+        <w:t xml:space="preserve"> 9 </w:t>
+      </w:r>
+      <w:r>
+        <w:rPr>
+          <w:rFonts w:ascii="Calibri" w:cs="Calibri" w:eastAsia="Calibri" w:hAnsi="Calibri"/>
+          <w:b/>
+          <w:bCs/>
+          <w:color w:val="2A3661"/>
+          <w:sz w:val="21"/>
+          <w:szCs w:val="21"/>
+        </w:rPr>
+        <w:t xml:space="preserve">  Recalcular costo</w:t>
+      </w:r>
+      <w:r>
+        <w:rPr>
+          <w:rFonts w:ascii="Calibri" w:cs="Calibri" w:eastAsia="Calibri" w:hAnsi="Calibri"/>
+          <w:sz w:val="21"/>
+          <w:szCs w:val="21"/>
+        </w:rPr>
+        <w:t xml:space="preserve"> — vuelve a calcular flete, fuel y adicionales con las medidas actuales y la tarifa vigente. Si el recálculo cambia de cuenta de DHL (pasa o deja de pasar los 50 kg), avisa con un cartel.</w:t>
+      </w:r>
+    </w:p>
+    <w:p>
+      <w:pPr>
+        <w:spacing w:after="70"/>
+        <w:ind w:left="360" w:hanging="360"/>
+      </w:pPr>
+      <w:r>
+        <w:rPr>
+          <w:rFonts w:ascii="Calibri" w:cs="Calibri" w:eastAsia="Calibri" w:hAnsi="Calibri"/>
+          <w:b/>
+          <w:bCs/>
+          <w:color w:val="FFFFFF"/>
+          <w:sz w:val="20"/>
+          <w:szCs w:val="20"/>
+          <w:shd w:fill="EA6749" w:color="auto" w:val="clear"/>
+        </w:rPr>
+        <w:t xml:space="preserve"> 10 </w:t>
+      </w:r>
+      <w:r>
+        <w:rPr>
+          <w:rFonts w:ascii="Calibri" w:cs="Calibri" w:eastAsia="Calibri" w:hAnsi="Calibri"/>
+          <w:b/>
+          <w:bCs/>
+          <w:color w:val="2A3661"/>
+          <w:sz w:val="21"/>
+          <w:szCs w:val="21"/>
+        </w:rPr>
+        <w:t xml:space="preserve">  Calcular venta</w:t>
+      </w:r>
+      <w:r>
+        <w:rPr>
+          <w:rFonts w:ascii="Calibri" w:cs="Calibri" w:eastAsia="Calibri" w:hAnsi="Calibri"/>
+          <w:sz w:val="21"/>
+          <w:szCs w:val="21"/>
+        </w:rPr>
+        <w:t xml:space="preserve"> — propone el precio de venta con la tarifa del cliente (matriz de profit o precio por kilo) y lo muestra para aplicar o descartar.</w:t>
+      </w:r>
+    </w:p>
+    <w:p>
+      <w:pPr>
+        <w:spacing w:after="70"/>
+        <w:ind w:left="360" w:hanging="360"/>
+      </w:pPr>
+      <w:r>
+        <w:rPr>
+          <w:rFonts w:ascii="Calibri" w:cs="Calibri" w:eastAsia="Calibri" w:hAnsi="Calibri"/>
+          <w:b/>
+          <w:bCs/>
+          <w:color w:val="FFFFFF"/>
+          <w:sz w:val="20"/>
+          <w:szCs w:val="20"/>
+          <w:shd w:fill="EA6749" w:color="auto" w:val="clear"/>
+        </w:rPr>
+        <w:t xml:space="preserve"> 11 </w:t>
+      </w:r>
+      <w:r>
+        <w:rPr>
+          <w:rFonts w:ascii="Calibri" w:cs="Calibri" w:eastAsia="Calibri" w:hAnsi="Calibri"/>
+          <w:b/>
+          <w:bCs/>
+          <w:color w:val="2A3661"/>
+          <w:sz w:val="21"/>
+          <w:szCs w:val="21"/>
+        </w:rPr>
+        <w:t xml:space="preserve">  Guardar cambios</w:t>
+      </w:r>
+      <w:r>
+        <w:rPr>
+          <w:rFonts w:ascii="Calibri" w:cs="Calibri" w:eastAsia="Calibri" w:hAnsi="Calibri"/>
+          <w:sz w:val="21"/>
+          <w:szCs w:val="21"/>
+        </w:rPr>
+        <w:t xml:space="preserve"> — también con Ctrl+Enter. Si algún número quedó mal escrito, el sistema avisa cuál es y no guarda nada.</w:t>
+      </w:r>
+    </w:p>
+    <w:p>
+      <w:pPr>
+        <w:spacing w:after="70"/>
+        <w:ind w:left="360" w:hanging="360"/>
+      </w:pPr>
+      <w:r>
+        <w:rPr>
+          <w:rFonts w:ascii="Calibri" w:cs="Calibri" w:eastAsia="Calibri" w:hAnsi="Calibri"/>
+          <w:b/>
+          <w:bCs/>
+          <w:color w:val="FFFFFF"/>
+          <w:sz w:val="20"/>
+          <w:szCs w:val="20"/>
+          <w:shd w:fill="EA6749" w:color="auto" w:val="clear"/>
+        </w:rPr>
+        <w:t xml:space="preserve"> 12 </w:t>
+      </w:r>
+      <w:r>
+        <w:rPr>
+          <w:rFonts w:ascii="Calibri" w:cs="Calibri" w:eastAsia="Calibri" w:hAnsi="Calibri"/>
+          <w:b/>
+          <w:bCs/>
+          <w:color w:val="2A3661"/>
+          <w:sz w:val="21"/>
+          <w:szCs w:val="21"/>
+        </w:rPr>
+        <w:t xml:space="preserve">  Eliminar envío</w:t>
+      </w:r>
+      <w:r>
+        <w:rPr>
+          <w:rFonts w:ascii="Calibri" w:cs="Calibri" w:eastAsia="Calibri" w:hAnsi="Calibri"/>
+          <w:sz w:val="21"/>
+          <w:szCs w:val="21"/>
+        </w:rPr>
+        <w:t xml:space="preserve"> — borra el envío. Un envío ya liquidado NO se puede borrar, y tiene la plata, el cliente y la fecha congelados (cambiarlos descuadraría una liquidación confirmada); el resto sí se corrige.</w:t>
+      </w:r>
+    </w:p>
+    <w:p>
+      <w:pPr>
+        <w:spacing w:after="70"/>
+        <w:ind w:left="360" w:hanging="360"/>
+      </w:pPr>
+      <w:r>
+        <w:rPr>
+          <w:rFonts w:ascii="Calibri" w:cs="Calibri" w:eastAsia="Calibri" w:hAnsi="Calibri"/>
+          <w:b/>
+          <w:bCs/>
+          <w:color w:val="FFFFFF"/>
+          <w:sz w:val="20"/>
+          <w:szCs w:val="20"/>
+          <w:shd w:fill="EA6749" w:color="auto" w:val="clear"/>
+        </w:rPr>
+        <w:t xml:space="preserve"> 13 </w:t>
+      </w:r>
+      <w:r>
+        <w:rPr>
+          <w:rFonts w:ascii="Calibri" w:cs="Calibri" w:eastAsia="Calibri" w:hAnsi="Calibri"/>
+          <w:b/>
+          <w:bCs/>
+          <w:color w:val="2A3661"/>
+          <w:sz w:val="21"/>
+          <w:szCs w:val="21"/>
+        </w:rPr>
+        <w:t xml:space="preserve">  NO VOLÓ</w:t>
+      </w:r>
+      <w:r>
+        <w:rPr>
+          <w:rFonts w:ascii="Calibri" w:cs="Calibri" w:eastAsia="Calibri" w:hAnsi="Calibri"/>
+          <w:sz w:val="21"/>
+          <w:szCs w:val="21"/>
+        </w:rPr>
+        <w:t xml:space="preserve"> — marca el envío que no salió: no se le factura al cliente, no cuenta en el dashboard ni en el cierre. Si algún día sale, se desmarca.</w:t>
+      </w:r>
+    </w:p>
+    <w:p>
+      <w:pPr>
+        <w:pBdr>
+          <w:left w:val="single" w:color="EA6749" w:sz="24" w:space="8"/>
+        </w:pBdr>
+        <w:shd w:fill="FFF7ED" w:color="auto" w:val="clear"/>
+        <w:spacing w:after="100"/>
+      </w:pPr>
+      <w:r>
+        <w:rPr>
+          <w:rFonts w:ascii="Calibri" w:cs="Calibri" w:eastAsia="Calibri" w:hAnsi="Calibri"/>
+          <w:color w:val="7C2D12"/>
+          <w:sz w:val="20"/>
+          <w:szCs w:val="20"/>
+        </w:rPr>
         <w:t xml:space="preserve">Los decimales van con PUNTO: 1250.50, nunca 1250,50. Con coma el campo queda inválido y el sistema no deja guardar (antes se guardaba vacío y nadie se enteraba).</w:t>
       </w:r>
     </w:p>
@@ -2588,6 +2717,244 @@
           <w:sz w:val="30"/>
           <w:szCs w:val="30"/>
         </w:rPr>
+        <w:t>EL CIERRE DEL DÍA: ✓ ESCANEO UPS</w:t>
+      </w:r>
+    </w:p>
+    <w:p>
+      <w:pPr>
+        <w:spacing w:after="100"/>
+      </w:pPr>
+      <w:r>
+        <w:rPr>
+          <w:rFonts w:ascii="Calibri" w:cs="Calibri" w:eastAsia="Calibri" w:hAnsi="Calibri"/>
+          <w:sz w:val="21"/>
+          <w:szCs w:val="21"/>
+        </w:rPr>
+        <w:t>Antes de irse, todos los días, hay que saber que UPS retiró TODO lo que se cargó hoy. Para eso está el botón ✓ Escaneo UPS de la barra (al lado del cierre). Consulta a UPS cada envío UPS cargado con la fecha de hoy, caja por caja, y muestra el resultado en una ventana:</w:t>
+      </w:r>
+    </w:p>
+    <w:p>
+      <w:pPr>
+        <w:spacing w:after="120" w:before="80"/>
+        <w:jc w:val="center"/>
+      </w:pPr>
+      <w:r>
+        <w:drawing>
+          <wp:inline xmlns:a="http://schemas.openxmlformats.org/drawingml/2006/main" xmlns:pic="http://schemas.openxmlformats.org/drawingml/2006/picture">
+            <wp:extent cx="4206240" cy="3394509"/>
+            <wp:docPr id="2" name="Picture 2"/>
+            <wp:cNvGraphicFramePr>
+              <a:graphicFrameLocks noChangeAspect="1"/>
+            </wp:cNvGraphicFramePr>
+            <a:graphic>
+              <a:graphicData uri="http://schemas.openxmlformats.org/drawingml/2006/picture">
+                <pic:pic>
+                  <pic:nvPicPr>
+                    <pic:cNvPr id="0" name="escaneo-modal.png"/>
+                    <pic:cNvPicPr/>
+                  </pic:nvPicPr>
+                  <pic:blipFill>
+                    <a:blip r:embed="rId17"/>
+                    <a:stretch>
+                      <a:fillRect/>
+                    </a:stretch>
+                  </pic:blipFill>
+                  <pic:spPr>
+                    <a:xfrm>
+                      <a:off x="0" y="0"/>
+                      <a:ext cx="4206240" cy="3394509"/>
+                    </a:xfrm>
+                    <a:prstGeom prst="rect"/>
+                  </pic:spPr>
+                </pic:pic>
+              </a:graphicData>
+            </a:graphic>
+          </wp:inline>
+        </w:drawing>
+      </w:r>
+    </w:p>
+    <w:p>
+      <w:pPr>
+        <w:spacing w:after="70"/>
+        <w:ind w:left="360" w:hanging="360"/>
+      </w:pPr>
+      <w:r>
+        <w:rPr>
+          <w:rFonts w:ascii="Calibri" w:cs="Calibri" w:eastAsia="Calibri" w:hAnsi="Calibri"/>
+          <w:b/>
+          <w:bCs/>
+          <w:color w:val="FFFFFF"/>
+          <w:sz w:val="20"/>
+          <w:szCs w:val="20"/>
+          <w:shd w:fill="EA6749" w:color="auto" w:val="clear"/>
+        </w:rPr>
+        <w:t xml:space="preserve"> 1 </w:t>
+      </w:r>
+      <w:r>
+        <w:rPr>
+          <w:rFonts w:ascii="Calibri" w:cs="Calibri" w:eastAsia="Calibri" w:hAnsi="Calibri"/>
+          <w:b/>
+          <w:bCs/>
+          <w:color w:val="2A3661"/>
+          <w:sz w:val="21"/>
+          <w:szCs w:val="21"/>
+        </w:rPr>
+        <w:t xml:space="preserve">  El cartel</w:t>
+      </w:r>
+      <w:r>
+        <w:rPr>
+          <w:rFonts w:ascii="Calibri" w:cs="Calibri" w:eastAsia="Calibri" w:hAnsi="Calibri"/>
+          <w:sz w:val="21"/>
+          <w:szCs w:val="21"/>
+        </w:rPr>
+        <w:t xml:space="preserve"> — verde "Todo escaneado" con cuántas cajas de cuántos envíos. Si UPS no escaneó alguna, el cartel es rojo y dice cuántas faltan.</w:t>
+      </w:r>
+    </w:p>
+    <w:p>
+      <w:pPr>
+        <w:spacing w:after="70"/>
+        <w:ind w:left="360" w:hanging="360"/>
+      </w:pPr>
+      <w:r>
+        <w:rPr>
+          <w:rFonts w:ascii="Calibri" w:cs="Calibri" w:eastAsia="Calibri" w:hAnsi="Calibri"/>
+          <w:b/>
+          <w:bCs/>
+          <w:color w:val="FFFFFF"/>
+          <w:sz w:val="20"/>
+          <w:szCs w:val="20"/>
+          <w:shd w:fill="EA6749" w:color="auto" w:val="clear"/>
+        </w:rPr>
+        <w:t xml:space="preserve"> 2 </w:t>
+      </w:r>
+      <w:r>
+        <w:rPr>
+          <w:rFonts w:ascii="Calibri" w:cs="Calibri" w:eastAsia="Calibri" w:hAnsi="Calibri"/>
+          <w:b/>
+          <w:bCs/>
+          <w:color w:val="2A3661"/>
+          <w:sz w:val="21"/>
+          <w:szCs w:val="21"/>
+        </w:rPr>
+        <w:t xml:space="preserve">  Escaneadas / Cajas</w:t>
+      </w:r>
+      <w:r>
+        <w:rPr>
+          <w:rFonts w:ascii="Calibri" w:cs="Calibri" w:eastAsia="Calibri" w:hAnsi="Calibri"/>
+          <w:sz w:val="21"/>
+          <w:szCs w:val="21"/>
+        </w:rPr>
+        <w:t xml:space="preserve"> — "2 / 2" es cuántas cajas de ese envío ya tienen escaneo de UPS. Al lado, un ✓ verde por cada caja escaneada y un punto rojo por cada una que todavía no. Un envío al que le faltan cajas es un envío al que el chofer se llevó una caja y dejó la otra.</w:t>
+      </w:r>
+    </w:p>
+    <w:p>
+      <w:pPr>
+        <w:spacing w:after="70"/>
+        <w:ind w:left="360" w:hanging="360"/>
+      </w:pPr>
+      <w:r>
+        <w:rPr>
+          <w:rFonts w:ascii="Calibri" w:cs="Calibri" w:eastAsia="Calibri" w:hAnsi="Calibri"/>
+          <w:b/>
+          <w:bCs/>
+          <w:color w:val="FFFFFF"/>
+          <w:sz w:val="20"/>
+          <w:szCs w:val="20"/>
+          <w:shd w:fill="EA6749" w:color="auto" w:val="clear"/>
+        </w:rPr>
+        <w:t xml:space="preserve"> 3 </w:t>
+      </w:r>
+      <w:r>
+        <w:rPr>
+          <w:rFonts w:ascii="Calibri" w:cs="Calibri" w:eastAsia="Calibri" w:hAnsi="Calibri"/>
+          <w:b/>
+          <w:bCs/>
+          <w:color w:val="2A3661"/>
+          <w:sz w:val="21"/>
+          <w:szCs w:val="21"/>
+        </w:rPr>
+        <w:t xml:space="preserve">  Estado</w:t>
+      </w:r>
+      <w:r>
+        <w:rPr>
+          <w:rFonts w:ascii="Calibri" w:cs="Calibri" w:eastAsia="Calibri" w:hAnsi="Calibri"/>
+          <w:sz w:val="21"/>
+          <w:szCs w:val="21"/>
+        </w:rPr>
+        <w:t xml:space="preserve"> — lo último que informó UPS de la caja principal (por ejemplo "Arrived at facility — Buenos Aires"). "Sin guía" = el envío no tiene guía cargada, no se puede consultar. "Sin respuesta" = UPS no conoce la guía todavía (o está mal tipeada).</w:t>
+      </w:r>
+    </w:p>
+    <w:p>
+      <w:pPr>
+        <w:spacing w:after="70"/>
+        <w:ind w:left="360" w:hanging="360"/>
+      </w:pPr>
+      <w:r>
+        <w:rPr>
+          <w:rFonts w:ascii="Calibri" w:cs="Calibri" w:eastAsia="Calibri" w:hAnsi="Calibri"/>
+          <w:b/>
+          <w:bCs/>
+          <w:color w:val="FFFFFF"/>
+          <w:sz w:val="20"/>
+          <w:szCs w:val="20"/>
+          <w:shd w:fill="EA6749" w:color="auto" w:val="clear"/>
+        </w:rPr>
+        <w:t xml:space="preserve"> 4 </w:t>
+      </w:r>
+      <w:r>
+        <w:rPr>
+          <w:rFonts w:ascii="Calibri" w:cs="Calibri" w:eastAsia="Calibri" w:hAnsi="Calibri"/>
+          <w:b/>
+          <w:bCs/>
+          <w:color w:val="2A3661"/>
+          <w:sz w:val="21"/>
+          <w:szCs w:val="21"/>
+        </w:rPr>
+        <w:t xml:space="preserve">  La fecha y Volver a consultar</w:t>
+      </w:r>
+      <w:r>
+        <w:rPr>
+          <w:rFonts w:ascii="Calibri" w:cs="Calibri" w:eastAsia="Calibri" w:hAnsi="Calibri"/>
+          <w:sz w:val="21"/>
+          <w:szCs w:val="21"/>
+        </w:rPr>
+        <w:t xml:space="preserve"> — por defecto es hoy; se puede cambiar para revisar otro día. Cada consulta actualiza también el semáforo de la grilla y completa las guías de las cajas que faltaban.</w:t>
+      </w:r>
+    </w:p>
+    <w:p>
+      <w:pPr>
+        <w:pBdr>
+          <w:left w:val="single" w:color="EA6749" w:sz="24" w:space="8"/>
+        </w:pBdr>
+        <w:shd w:fill="FFF7ED" w:color="auto" w:val="clear"/>
+        <w:spacing w:after="100"/>
+      </w:pPr>
+      <w:r>
+        <w:rPr>
+          <w:rFonts w:ascii="Calibri" w:cs="Calibri" w:eastAsia="Calibri" w:hAnsi="Calibri"/>
+          <w:color w:val="7C2D12"/>
+          <w:sz w:val="20"/>
+          <w:szCs w:val="20"/>
+        </w:rPr>
+        <w:t>Una caja en rojo a las 18 hs es un paquete que se quedó en la oficina. Es el momento de llamar a UPS, no mañana.</w:t>
+      </w:r>
+    </w:p>
+    <w:p>
+      <w:pPr>
+        <w:pBdr>
+          <w:bottom w:val="single" w:color="EA6749" w:sz="12" w:space="4"/>
+        </w:pBdr>
+        <w:spacing w:after="120" w:before="240"/>
+      </w:pPr>
+      <w:r>
+        <w:rPr>
+          <w:rFonts w:ascii="Calibri" w:cs="Calibri" w:eastAsia="Calibri" w:hAnsi="Calibri"/>
+          <w:b/>
+          <w:bCs/>
+          <w:color w:val="2A3661"/>
+          <w:sz w:val="30"/>
+          <w:szCs w:val="30"/>
+        </w:rPr>
         <w:t xml:space="preserve">LO QUE HAY QUE MIRAR SEGUIDO</w:t>
       </w:r>
     </w:p>
@@ -2713,7 +3080,32 @@
           <w:sz w:val="21"/>
           <w:szCs w:val="21"/>
         </w:rPr>
-        <w:t xml:space="preserve">Los chips DDP azules: impuestos que UPS ya facturó y todavía no se le liquidaron al cliente.</w:t>
+        <w:t>Los chips DDP azules y los chips "cargo" naranjas: plata que UPS ya nos cobró y todavía no se le liquidó al cliente. Entran solos en la próxima liquidación; solo hay que asegurarse de que esa liquidación se haga.</w:t>
+      </w:r>
+    </w:p>
+    <w:p>
+      <w:pPr>
+        <w:spacing w:after="70"/>
+        <w:ind w:left="360" w:hanging="360"/>
+      </w:pPr>
+      <w:r>
+        <w:rPr>
+          <w:rFonts w:ascii="Calibri" w:cs="Calibri" w:eastAsia="Calibri" w:hAnsi="Calibri"/>
+          <w:b/>
+          <w:bCs/>
+          <w:color w:val="2A3661"/>
+          <w:sz w:val="21"/>
+          <w:szCs w:val="21"/>
+        </w:rPr>
+        <w:t xml:space="preserve">6.  </w:t>
+      </w:r>
+      <w:r>
+        <w:rPr>
+          <w:rFonts w:ascii="Calibri" w:cs="Calibri" w:eastAsia="Calibri" w:hAnsi="Calibri"/>
+          <w:sz w:val="21"/>
+          <w:szCs w:val="21"/>
+        </w:rPr>
+        <w:t>Todos los días antes de irse: ✓ Escaneo UPS, hasta que el cartel esté en verde.</w:t>
       </w:r>
     </w:p>
     <w:p>
@@ -2733,6 +3125,7 @@
     </w:p>
     <w:sectPr>
       <w:footerReference w:type="default" r:id="rId7"/>
+      <w:headerReference w:type="default" r:id="rId18"/>
       <w:pgSz w:w="12240" w:h="15840" w:orient="portrait"/>
       <w:pgMar w:top="900" w:right="900" w:bottom="900" w:left="900" w:header="708" w:footer="708" w:gutter="0"/>
       <w:pgNumType/>
@@ -2795,7 +3188,7 @@
         <w:sz w:val="16"/>
         <w:szCs w:val="16"/>
       </w:rPr>
-      <w:t xml:space="preserve">Nova Express · Manual de Salidas · 12/09/2026 · pág. </w:t>
+      <w:t xml:space="preserve">Nova Express · Manual de Salidas · 29/09/2026 · pág. </w:t>
     </w:r>
     <w:r>
       <w:rPr>
@@ -2847,6 +3240,16 @@
     </w:p>
   </w:footnote>
 </w:footnotes>
+</file>
+
+<file path=word/header1.xml><?xml version="1.0" encoding="utf-8"?>
+<w:hdr xmlns:m="http://schemas.openxmlformats.org/officeDocument/2006/math" xmlns:mc="http://schemas.openxmlformats.org/markup-compatibility/2006" xmlns:mo="http://schemas.microsoft.com/office/mac/office/2008/main" xmlns:mv="urn:schemas-microsoft-com:mac:vml" xmlns:o="urn:schemas-microsoft-com:office:office" xmlns:r="http://schemas.openxmlformats.org/officeDocument/2006/relationships" xmlns:v="urn:schemas-microsoft-com:vml" xmlns:w10="urn:schemas-microsoft-com:office:word" xmlns:w14="http://schemas.microsoft.com/office/word/2010/wordml" xmlns:w="http://schemas.openxmlformats.org/wordprocessingml/2006/main" xmlns:wne="http://schemas.microsoft.com/office/word/2006/wordml" xmlns:wp14="http://schemas.microsoft.com/office/word/2010/wordprocessingDrawing" xmlns:wp="http://schemas.openxmlformats.org/drawingml/2006/wordprocessingDrawing" xmlns:wpc="http://schemas.microsoft.com/office/word/2010/wordprocessingCanvas" xmlns:wpg="http://schemas.microsoft.com/office/word/2010/wordprocessingGroup" xmlns:wpi="http://schemas.microsoft.com/office/word/2010/wordprocessingInk" xmlns:wps="http://schemas.microsoft.com/office/word/2010/wordprocessingShape" mc:Ignorable="w14 wp14">
+  <w:p>
+    <w:pPr>
+      <w:pStyle w:val="Header"/>
+    </w:pPr>
+  </w:p>
+</w:hdr>
 </file>
 
 <file path=word/numbering.xml><?xml version="1.0" encoding="utf-8"?>
